--- a/public/exports/contracts/statement-of-work-2026/contract.en.docx
+++ b/public/exports/contracts/statement-of-work-2026/contract.en.docx
@@ -78,6 +78,23 @@
       </w:pPr>
       <w:r>
         <w:t xml:space="preserve">Statement of Work</w:t>
+      </w:r>
+    </w:p>
+    <w:p>
+      <w:pPr>
+        <w:pBdr>
+          <w:left w:val="single" w:color="B8C2F5" w:sz="12" w:space="8"/>
+        </w:pBdr>
+        <w:spacing w:after="160" w:before="120"/>
+        <w:ind w:left="400"/>
+      </w:pPr>
+      <w:r>
+        <w:rPr>
+          <w:i/>
+          <w:iCs/>
+          <w:color w:val="555555"/>
+        </w:rPr>
+        <w:t xml:space="preserve">**Переговорний бриф: Fixed-Price SoW**  **Тип контракту:** фіксована ціна за milestone. Ключова динаміка -- клієнт платить за результат, а не за час. Вся маржа залежить від точності оцінки та контролю scope.  **Головні ризики для нас:** - Scope creep без Change Order -- безкоштовна робота, яка з'їдає маржу - Нечіткі Acceptance Criteria -- клієнт блокує оплату через суб'єктивні зауваження - Holdback понад 10% -- замороження cash flow на місяці - Assumptions, які виявляються невірними -- якщо не зафіксовані, це наш ризик  **Наші key protections:** - Deemed acceptance (5 днів мовчання = прийнято) -- найважливіший захист - Чіткий Out of Scope -- не менш важливий, ніж In Scope - Change Order process -- будь-що поза scope = нова оцінка + додаткова оплата - Assumptions як trigger для Change Order -- невірне assumption != безкоштовна переробка  **Переговорна позиція:** "Фіксована ціна = фіксований scope. Ми гарантуємо ціну за чітко визначений обсяг. Будь-які зміни -- це Change Order з окремим estimate."</w:t>
       </w:r>
     </w:p>
     <w:p>
@@ -562,6 +579,33 @@
     </w:p>
     <w:p>
       <w:pPr>
+        <w:spacing w:after="180"/>
+        <w:jc w:val="both"/>
+      </w:pPr>
+      <w:r>
+        <w:t xml:space="preserve">&lt;Voice voice="business"&gt;Total project fee -- це наша фіксована ціна. Клієнт іноді очікує гнучкості в ціні, зберігаючи весь scope. Позиція: "Ціна фіксована так само, як і scope. Зміна одного тягне зміну іншого." Тривалість проекту -- якщо вона збільшиться з вини клієнта (затримки з feedback, late approvals), це має бути підставою для Change Order, а не для безкоштовної переробки.&lt;/Voice&gt;</w:t>
+      </w:r>
+    </w:p>
+    <w:p>
+      <w:pPr>
+        <w:spacing w:after="180"/>
+        <w:jc w:val="both"/>
+      </w:pPr>
+      <w:r>
+        <w:t xml:space="preserve">&lt;Voice voice="negotiations"&gt;Billing model "per milestone" -- це наша перевага. Клієнт платить за конкретний результат, а не за час. Якщо клієнт тисне на знижку загальної суми, краще прибрати частину scope, ніж знижувати ціну за той самий обсяг. Ніколи не погоджуйтесь на "ми потім додамо scope, але ціна така ж."&lt;/Voice&gt;</w:t>
+      </w:r>
+    </w:p>
+    <w:p>
+      <w:pPr>
+        <w:spacing w:after="180"/>
+        <w:jc w:val="both"/>
+      </w:pPr>
+      <w:r>
+        <w:t xml:space="preserve">&lt;Voice voice="delivery"&gt;Project lead з обох сторін -- обов'язково зафіксуйте. Без визначеного контакту на боці клієнта затримки з approvals стають нормою. Рекомендація: в окремому листі погодити SLA на response time (наприклад, 2 робочих дні на feedback).&lt;/Voice&gt;</w:t>
+      </w:r>
+    </w:p>
+    <w:p>
+      <w:pPr>
         <w:pStyle w:val="Heading2"/>
         <w:keepNext/>
         <w:spacing w:after="180" w:before="360"/>
@@ -650,6 +694,51 @@
           <w:iCs/>
         </w:rPr>
         <w:t xml:space="preserve">[Technical and business assumptions the estimate is based on. If an assumption proves wrong, a Change Order may be needed.]</w:t>
+      </w:r>
+    </w:p>
+    <w:p>
+      <w:pPr>
+        <w:spacing w:after="180"/>
+        <w:jc w:val="both"/>
+      </w:pPr>
+      <w:r>
+        <w:t xml:space="preserve">&lt;Voice voice="legal"&gt;Scope of Work -- це юридичне визначення того, за що ми відповідаємо. Все, що не вказано в In Scope, de facto є Out of Scope. Але без явного Out of Scope клієнт буде аргументувати "це ж очевидно мається на увазі." Формулюйте In Scope максимально конкретно: не "розробка веб-додатку", а перелік конкретних модулів, екранів, інтеграцій.&lt;/Voice&gt;</w:t>
+      </w:r>
+    </w:p>
+    <w:p>
+      <w:pPr>
+        <w:spacing w:after="180"/>
+        <w:jc w:val="both"/>
+      </w:pPr>
+      <w:r>
+        <w:t xml:space="preserve">&lt;Voice voice="business"&gt;Out of Scope -- це ваш захист маржі. Кожен пропущений пункт тут може стати безкоштовною роботою. Типові пункти, які клієнт "забуває": міграція даних, інтеграції з третіми системами, мобільна версія, навчання користувачів, підтримка після запуску.&lt;/Voice&gt;</w:t>
+      </w:r>
+    </w:p>
+    <w:p>
+      <w:pPr>
+        <w:spacing w:after="180"/>
+        <w:jc w:val="both"/>
+      </w:pPr>
+      <w:r>
+        <w:t xml:space="preserve">&lt;Voice voice="negotiations"&gt;Assumptions -- це ваш trigger для Change Order. Формулюйте їх чітко: "Ми виходимо з того, що API клієнта повертає дані у форматі X. Якщо формат інший, це Change Order." Клієнт часто погоджується на Assumptions, не усвідомлюючи їх вагу. Це нормально -- саме для того вони й потрібні.&lt;/Voice&gt;</w:t>
+      </w:r>
+    </w:p>
+    <w:p>
+      <w:pPr>
+        <w:spacing w:after="180"/>
+        <w:jc w:val="both"/>
+      </w:pPr>
+      <w:r>
+        <w:t xml:space="preserve">&lt;Voice voice="delivery"&gt;Команда має брати участь у написанні Scope та Assumptions. Тільки розробники знають, де ховаються неочевидні складності. Якщо PM пише scope без інженерів -- оцінка буде неточною, а маржа під загрозою.&lt;/Voice&gt;</w:t>
+      </w:r>
+    </w:p>
+    <w:p>
+      <w:pPr>
+        <w:spacing w:after="180"/>
+        <w:jc w:val="both"/>
+      </w:pPr>
+      <w:r>
+        <w:t xml:space="preserve">&lt;Voice voice="interaction"&gt;Scope прямо пов'язаний із Deliverables (Sec. 3), Change Orders (Sec. 6) та Acceptance Criteria (Sec. 5). Будь-яка неточність тут каскадно вплине на всі три секції. Assumptions є юридичною підставою для Change Order -- якщо assumption виявляється невірним, ми маємо право на перегляд scope і ціни.&lt;/Voice&gt;</w:t>
       </w:r>
     </w:p>
     <w:p>
@@ -1335,6 +1424,42 @@
     </w:p>
     <w:p>
       <w:pPr>
+        <w:spacing w:after="180"/>
+        <w:jc w:val="both"/>
+      </w:pPr>
+      <w:r>
+        <w:t xml:space="preserve">&lt;Voice voice="business"&gt;Розбивка на milestones -- це не лише графік, а й інструмент управління cash flow. Оптимально: перший milestone (Discovery/Setup) -- 20-30% від суми, далі рівномірно. Ніколи не погоджуйтесь на milestone "фінальна здача" із 40%+ оплати -- це замороження грошей і важіль тиску клієнта.&lt;/Voice&gt;</w:t>
+      </w:r>
+    </w:p>
+    <w:p>
+      <w:pPr>
+        <w:spacing w:after="180"/>
+        <w:jc w:val="both"/>
+      </w:pPr>
+      <w:r>
+        <w:t xml:space="preserve">&lt;Voice voice="negotiations"&gt;Кожен milestone має мати чіткі, вимірювані deliverables. "Розробка бекенду" -- погано. "API endpoints згідно специфікації в Annex A, задеплоєні на staging" -- добре. Чим конкретніше deliverable, тим менше суб'єктивності при acceptance.&lt;/Voice&gt;</w:t>
+      </w:r>
+    </w:p>
+    <w:p>
+      <w:pPr>
+        <w:spacing w:after="180"/>
+        <w:jc w:val="both"/>
+      </w:pPr>
+      <w:r>
+        <w:t xml:space="preserve">&lt;Voice voice="delivery"&gt;Due dates мають включати buffer (мінімум +20%). Клієнт бачить лише фінальну дату, ваша внутрішня deadline -- раніше. Якщо milestone залежить від input від клієнта (контент, API доступ, feedback), зафіксуйте це в Assumptions.&lt;/Voice&gt;</w:t>
+      </w:r>
+    </w:p>
+    <w:p>
+      <w:pPr>
+        <w:spacing w:after="180"/>
+        <w:jc w:val="both"/>
+      </w:pPr>
+      <w:r>
+        <w:t xml:space="preserve">&lt;Voice voice="interaction"&gt;Таблиця Deliverables є основою для Payment Terms (Sec. 4) та Acceptance (Sec. 5). Кожен рядок тут = один payment trigger. Сума всіх milestones повинна точно дорівнювати Total project fee з Sec. 1.&lt;/Voice&gt;</w:t>
+      </w:r>
+    </w:p>
+    <w:p>
+      <w:pPr>
         <w:pStyle w:val="Heading2"/>
         <w:keepNext/>
         <w:spacing w:after="180" w:before="360"/>
@@ -1447,6 +1572,42 @@
       </w:pPr>
       <w:r>
         <w:t xml:space="preserve">The 30-day auto-release on the final holdback prevents the "infinite acceptance delay" scenario where a client never formally signs off and the holdback sits in limbo indefinitely.</w:t>
+      </w:r>
+    </w:p>
+    <w:p>
+      <w:pPr>
+        <w:spacing w:after="180"/>
+        <w:jc w:val="both"/>
+      </w:pPr>
+      <w:r>
+        <w:t xml:space="preserve">&lt;Voice voice="legal"&gt;Milestone-based payment -- стандарт для fixed-price, але ключове питання -- holdback. Клієнт хоче 15-20% holdback до фінальної здачі. Наша позиція -- максимум 10%. Holdback понад 10% суттєво впливає на cash flow і створює дисбаланс: ми вже виконали роботу, а гроші заморожені.&lt;/Voice&gt;</w:t>
+      </w:r>
+    </w:p>
+    <w:p>
+      <w:pPr>
+        <w:spacing w:after="180"/>
+        <w:jc w:val="both"/>
+      </w:pPr>
+      <w:r>
+        <w:t xml:space="preserve">&lt;Voice voice="business"&gt;Рахуйте реальний cash flow: якщо проект на 6 місяців із 15% holdback, це означає, що значна сума заморожена на півроку. Для невеликої компанії це може бути критично. Пропонуйте альтернативу: оплата milestone протягом 10 днів після acceptance, без holdback, але з warranty period.&lt;/Voice&gt;</w:t>
+      </w:r>
+    </w:p>
+    <w:p>
+      <w:pPr>
+        <w:spacing w:after="180"/>
+        <w:jc w:val="both"/>
+      </w:pPr>
+      <w:r>
+        <w:t xml:space="preserve">&lt;Voice voice="negotiations"&gt;Якщо клієнт наполягає на holdback, торгуйтесь: "Ми готові на 10% holdback, який звільняється протягом 14 днів після фінальної acceptance. Натомість -- warranty 30 днів на виправлення дефектів." Це дає клієнту захист без заморожування наших грошей.&lt;/Voice&gt;</w:t>
+      </w:r>
+    </w:p>
+    <w:p>
+      <w:pPr>
+        <w:spacing w:after="180"/>
+        <w:jc w:val="both"/>
+      </w:pPr>
+      <w:r>
+        <w:t xml:space="preserve">&lt;Voice voice="interaction"&gt;Payment Terms прив'язані до Deliverables (Sec. 3) та Acceptance (Sec. 5). Без чіткої acceptance процедури клієнт може нескінченно відкладати оплату milestone, аргументуючи "ще не прийняли."&lt;/Voice&gt;</w:t>
       </w:r>
     </w:p>
     <w:p>
@@ -1681,6 +1842,51 @@
     </w:p>
     <w:p>
       <w:pPr>
+        <w:spacing w:after="180"/>
+        <w:jc w:val="both"/>
+      </w:pPr>
+      <w:r>
+        <w:t xml:space="preserve">&lt;Voice voice="legal"&gt;Deemed acceptance -- це наш найважливіший захист у fixed-price контракті. Механізм: якщо клієнт не надає feedback протягом 5 робочих днів, deliverable вважається прийнятим. Без цього клієнт може мовчати тижнями, блокуючи оплату. Клієнт може вимагати 10-15 днів -- тримайтесь на 5, максимум 7.&lt;/Voice&gt;</w:t>
+      </w:r>
+    </w:p>
+    <w:p>
+      <w:pPr>
+        <w:spacing w:after="180"/>
+        <w:jc w:val="both"/>
+      </w:pPr>
+      <w:r>
+        <w:t xml:space="preserve">&lt;Voice voice="business"&gt;Кожен день затримки acceptance = день затримки оплати. Якщо milestone оплачується net-30 після acceptance, а acceptance затягується на 2 тижні, реальний термін оплати -- 44 дні. Deemed acceptance це запобіжник.&lt;/Voice&gt;</w:t>
+      </w:r>
+    </w:p>
+    <w:p>
+      <w:pPr>
+        <w:spacing w:after="180"/>
+        <w:jc w:val="both"/>
+      </w:pPr>
+      <w:r>
+        <w:t xml:space="preserve">&lt;Voice voice="negotiations"&gt;Клієнт боїться deemed acceptance ("а якщо ми не встигнемо перевірити?"). Відповідь: "Deemed acceptance не означає, що ви не можете подати bug report пізніше. Воно лише запускає оплату за milestone. Дефекти виправляються за warranty." Це знімає страх.&lt;/Voice&gt;</w:t>
+      </w:r>
+    </w:p>
+    <w:p>
+      <w:pPr>
+        <w:spacing w:after="180"/>
+        <w:jc w:val="both"/>
+      </w:pPr>
+      <w:r>
+        <w:t xml:space="preserve">&lt;Voice voice="delivery"&gt;Перед подачею на acceptance -- внутрішнє demo + QA. Якщо клієнт постійно знаходить дефекти при acceptance, довіра падає і він почне вимагати довший review period. Якість deliverable = швидша acceptance = швидша оплата.&lt;/Voice&gt;</w:t>
+      </w:r>
+    </w:p>
+    <w:p>
+      <w:pPr>
+        <w:spacing w:after="180"/>
+        <w:jc w:val="both"/>
+      </w:pPr>
+      <w:r>
+        <w:t xml:space="preserve">&lt;Voice voice="interaction"&gt;Acceptance запускає Payment (Sec. 4) і починає Warranty period. Deemed acceptance також означає, що IP передається клієнту (Sec. 7). Все пов'язано: нечітка acceptance блокує і гроші, і IP transfer, і warranty clock.&lt;/Voice&gt;</w:t>
+      </w:r>
+    </w:p>
+    <w:p>
+      <w:pPr>
         <w:pStyle w:val="Heading2"/>
         <w:keepNext/>
         <w:spacing w:after="180" w:before="360"/>
@@ -1876,6 +2082,51 @@
       </w:r>
       <w:r>
         <w:t xml:space="preserve"> of the emergency request.</w:t>
+      </w:r>
+    </w:p>
+    <w:p>
+      <w:pPr>
+        <w:spacing w:after="180"/>
+        <w:jc w:val="both"/>
+      </w:pPr>
+      <w:r>
+        <w:t xml:space="preserve">&lt;Voice voice="legal"&gt;Change Order -- це юридичний механізм, який перетворює усний запит "а можна ще ось це" на формальну зміну контракту з переглядом ціни та строків. Без нього будь-яке розширення scope стає безкоштовною роботою. Процедура має бути чіткою: письмовий запит -&gt; оцінка -&gt; погодження -&gt; підпис -&gt; тільки тоді робота.&lt;/Voice&gt;</w:t>
+      </w:r>
+    </w:p>
+    <w:p>
+      <w:pPr>
+        <w:spacing w:after="180"/>
+        <w:jc w:val="both"/>
+      </w:pPr>
+      <w:r>
+        <w:t xml:space="preserve">&lt;Voice voice="business"&gt;Change Orders -- це не проблема, а можливість. Кожен CR (Change Request) -- це додатковий revenue. Але тільки якщо process працює. Якщо команда починає робити "маленькі зміни" без CR, маржа танення. Правило: будь-яка зміна, що потребує більше 2 годин роботи, -- це Change Order.&lt;/Voice&gt;</w:t>
+      </w:r>
+    </w:p>
+    <w:p>
+      <w:pPr>
+        <w:spacing w:after="180"/>
+        <w:jc w:val="both"/>
+      </w:pPr>
+      <w:r>
+        <w:t xml:space="preserve">&lt;Voice voice="negotiations"&gt;Клієнт часто каже: "Це ж дрібниця, навіщо формальний процес?" Відповідь: "Change Order process захищає вас так само, як і нас. Ви завжди знаєте точну вартість до початку роботи. Жодних сюрпризів у рахунку." Подавайте це як transparency, а не бюрократію.&lt;/Voice&gt;</w:t>
+      </w:r>
+    </w:p>
+    <w:p>
+      <w:pPr>
+        <w:spacing w:after="180"/>
+        <w:jc w:val="both"/>
+      </w:pPr>
+      <w:r>
+        <w:t xml:space="preserve">&lt;Voice voice="delivery"&gt;Навчіть команду розпізнавати scope creep: якщо клієнт просить щось, чого немає в Scope (Sec. 2), перша відповідь -- "Ми з радістю це зробимо через Change Order." PM/Team Lead повинен мати повноваження сказати "ні" без ескалації.&lt;/Voice&gt;</w:t>
+      </w:r>
+    </w:p>
+    <w:p>
+      <w:pPr>
+        <w:spacing w:after="180"/>
+        <w:jc w:val="both"/>
+      </w:pPr>
+      <w:r>
+        <w:t xml:space="preserve">&lt;Voice voice="interaction"&gt;Change Order змінює Scope (Sec. 2), Deliverables (Sec. 3), Payment (Sec. 4) та строки. Кожен підписаний Change Order стає amendment до SoW. Assumptions (Sec. 2.3) -- це автоматичний trigger для Change Order, якщо вони виявляються невірними.&lt;/Voice&gt;</w:t>
       </w:r>
     </w:p>
     <w:p>
@@ -2317,6 +2568,42 @@
     </w:p>
     <w:p>
       <w:pPr>
+        <w:spacing w:after="180"/>
+        <w:jc w:val="both"/>
+      </w:pPr>
+      <w:r>
+        <w:t xml:space="preserve">&lt;Voice voice="legal"&gt;IP assignment у fixed-price -- клієнт отримує все IP після повної оплати. Ключове слово -- "після повної оплати." Поки не оплачено, IP залишається у нас. Це наш leverage: клієнт не може використовувати неоплачений код. Переконайтесь, що clause чітко прив'язує IP transfer до payment.&lt;/Voice&gt;</w:t>
+      </w:r>
+    </w:p>
+    <w:p>
+      <w:pPr>
+        <w:spacing w:after="180"/>
+        <w:jc w:val="both"/>
+      </w:pPr>
+      <w:r>
+        <w:t xml:space="preserve">&lt;Voice voice="business"&gt;Збережіть right to use pre-existing IP, frameworks та бібліотеки, які ви використовуєте в інших проектах. Формулювання: "Contractor retains ownership of pre-existing tools, frameworks, and libraries." Без цього клієнт може аргументувати, що ваш internal framework тепер його.&lt;/Voice&gt;</w:t>
+      </w:r>
+    </w:p>
+    <w:p>
+      <w:pPr>
+        <w:spacing w:after="180"/>
+        <w:jc w:val="both"/>
+      </w:pPr>
+      <w:r>
+        <w:t xml:space="preserve">&lt;Voice voice="negotiations"&gt;Клієнт хоче "all IP created during the project." Наша відповідь: "Ви отримуєте повне право на весь custom code, створений для вашого проекту. Наші pre-existing tools залишаються нашими, але ви отримуєте perpetual license на їх використання у вашому продукті."&lt;/Voice&gt;</w:t>
+      </w:r>
+    </w:p>
+    <w:p>
+      <w:pPr>
+        <w:spacing w:after="180"/>
+        <w:jc w:val="both"/>
+      </w:pPr>
+      <w:r>
+        <w:t xml:space="preserve">&lt;Voice voice="interaction"&gt;IP transfer залежить від Acceptance (Sec. 5) і Payment (Sec. 4). Якщо клієнт не платить, IP не передається. Це пов'язує три секції в єдиний захисний ланцюг: delivery -&gt; acceptance -&gt; payment -&gt; IP transfer.&lt;/Voice&gt;</w:t>
+      </w:r>
+    </w:p>
+    <w:p>
+      <w:pPr>
         <w:pStyle w:val="Heading2"/>
         <w:keepNext/>
         <w:spacing w:after="180" w:before="360"/>
@@ -2429,6 +2716,42 @@
     </w:p>
     <w:p>
       <w:pPr>
+        <w:spacing w:after="180"/>
+        <w:jc w:val="both"/>
+      </w:pPr>
+      <w:r>
+        <w:t xml:space="preserve">&lt;Voice voice="legal"&gt;У fixed-price контракті limitation of liability критично важливий. Стандарт -- обмеження загальної відповідальності сумою контракту (Total project fee). Клієнт може вимагати 2x-3x від суми контракту -- не погоджуйтесь. Також обов'язково виключіть consequential damages (втрачений прибуток, втрачені можливості).&lt;/Voice&gt;</w:t>
+      </w:r>
+    </w:p>
+    <w:p>
+      <w:pPr>
+        <w:spacing w:after="180"/>
+        <w:jc w:val="both"/>
+      </w:pPr>
+      <w:r>
+        <w:t xml:space="preserve">&lt;Voice voice="business"&gt;Liability cap = Total project fee -- це абсолютний максимум нашого ризику. Якщо проект на 50K EUR, максимум, що ми можемо втратити -- 50K EUR. Без cap теоретична відповідальність необмежена, що може загрожувати всьому бізнесу через один невдалий проект.&lt;/Voice&gt;</w:t>
+      </w:r>
+    </w:p>
+    <w:p>
+      <w:pPr>
+        <w:spacing w:after="180"/>
+        <w:jc w:val="both"/>
+      </w:pPr>
+      <w:r>
+        <w:t xml:space="preserve">&lt;Voice voice="negotiations"&gt;Клієнт каже: "А якщо ваш баг зламає наш production?" Відповідь: "Саме тому Acceptance Criteria (Sec. 5) такі важливі -- ви перевіряєте все до деплою. Наша відповідальність обмежена сумою контракту, і це стандарт індустрії." Якщо клієнт дуже наполягає, можна запропонувати окремий Support/SLA contract після launch.&lt;/Voice&gt;</w:t>
+      </w:r>
+    </w:p>
+    <w:p>
+      <w:pPr>
+        <w:spacing w:after="180"/>
+        <w:jc w:val="both"/>
+      </w:pPr>
+      <w:r>
+        <w:t xml:space="preserve">&lt;Voice voice="interaction"&gt;Liability cap прив'язаний до Total project fee (Sec. 1). При кожному Change Order (Sec. 6) cap автоматично зростає на суму CR. Warranty period (з Acceptance, Sec. 5) -- це період підвищеного ризику; після його закінчення наша відповідальність за дефекти мінімальна.&lt;/Voice&gt;</w:t>
+      </w:r>
+    </w:p>
+    <w:p>
+      <w:pPr>
         <w:pStyle w:val="Heading2"/>
         <w:keepNext/>
         <w:spacing w:after="180" w:before="360"/>
@@ -2487,6 +2810,42 @@
       </w:r>
       <w:r>
         <w:t xml:space="preserve">.</w:t>
+      </w:r>
+    </w:p>
+    <w:p>
+      <w:pPr>
+        <w:spacing w:after="180"/>
+        <w:jc w:val="both"/>
+      </w:pPr>
+      <w:r>
+        <w:t xml:space="preserve">&lt;Voice voice="legal"&gt;Dispute resolution у SoW зазвичай наслідує MSA. Типові суперечки у fixed-price: "це було в scope" vs "це Out of Scope", якість deliverable при acceptance, затримки строків. Перший крок -- завжди escalation до senior management обох сторін. Якщо не допомогло -- mediation дешевше за арбітраж.&lt;/Voice&gt;</w:t>
+      </w:r>
+    </w:p>
+    <w:p>
+      <w:pPr>
+        <w:spacing w:after="180"/>
+        <w:jc w:val="both"/>
+      </w:pPr>
+      <w:r>
+        <w:t xml:space="preserve">&lt;Voice voice="business"&gt;Найчастіший dispute у fixed-price -- scope disagreement. Профілактика: детальний Scope (Sec. 2), чіткий Out of Scope (Sec. 2.2), задокументовані Assumptions (Sec. 2.3). Якщо ці три секції написані добре, 90% суперечок не виникнуть.&lt;/Voice&gt;</w:t>
+      </w:r>
+    </w:p>
+    <w:p>
+      <w:pPr>
+        <w:spacing w:after="180"/>
+        <w:jc w:val="both"/>
+      </w:pPr>
+      <w:r>
+        <w:t xml:space="preserve">&lt;Voice voice="negotiations"&gt;Якщо клієнт наполягає на арбітражі у своїй юрисдикції, пропонуйте компроміс: медіація спочатку (neutral ground), арбітраж тільки якщо медіація не дала результату. Це дешевше для обох сторін і зберігає бізнес-відносини.&lt;/Voice&gt;</w:t>
+      </w:r>
+    </w:p>
+    <w:p>
+      <w:pPr>
+        <w:spacing w:after="180"/>
+        <w:jc w:val="both"/>
+      </w:pPr>
+      <w:r>
+        <w:t xml:space="preserve">&lt;Voice voice="delivery"&gt;Найкращий dispute resolution -- це хороша комунікація. Якщо project lead бачить ознаки незадоволення клієнта, ескалюйте одразу, не чекаючи формальної скарги. Щотижневі status calls + written summary -- найкраща профілактика суперечок.&lt;/Voice&gt;</w:t>
       </w:r>
     </w:p>
     <w:p>
